--- a/20260912_Result_2039.docx
+++ b/20260912_Result_2039.docx
@@ -4,7 +4,7 @@
   <w:body>
     <w:p>
       <w:r>
-        <w:t>Recovery profiles showed a consistent severity gradient across LOS strata: short-stay completers entered with the strongest ambulatory capacity and concentrated gains early, whereas long-stay patients started from lower functional levels and demonstrated more distributed, multi-phase improvement, including late gains beyond week 6. Non-completers were enriched for the ‘Never’ profile in each LOS stratum, supporting informative missingness and justifying IPCW plus scenario-bounded analyses. Across prediction models, RESTORE provided the strongest overall continuous performance while maintaining competitive binary discrimination; however, overlapping confidence intervals across retained models indicate that rank differences should be interpreted as incremental rather than definitive. The compact models (AIMS/BEDSIDE) preserved binary balanced accuracy despite lower continuous-fit metrics, suggesting that classifying walking ability is less information-intensive than estimating exact distance. Predictor stability patterns (balance, age, baseline/imputed gait speed, and key motor measures) were directionally coherent across models, but subgroup sparsity in some non-completer cells and scenario dependence in certain models indicate residual uncertainty at the extremes of recovery and support cautious clinical extrapolation.</w:t>
+        <w:t>Internal performance differences across retained models were modest enough that the publication-facing comparison now emphasizes clinical parsimony rather than point-estimate rank. BEDSIDE is presented as the primary deployment model and AIMS as the secondary option because, relative to RESTORE, their weighted out-of-fold R² differed by -0.0551 and -0.0535, while weighted out-of-fold MAE increased by only +5.7 m and +5.3 m. Continuous calibration remained reasonably close to ideal across retained models (slopes 0.921-0.997; intercepts 1.2-26.5 m), but weighted out-of-fold MAE still ranged from 89.3 to 95.0 m, exceeding the 20.0-34.4 m 6MWT MCID benchmarks. The larger COMPASS and CASCADE models operated at only 11.6 and 8.7 observations per variable, with 9 and 14 stable predictors appearing at only 70-89% selection frequency and CASCADE contributing 6 stable predictors unique to that model, supporting the interpretation that added complexity mainly reflects coefficient instability. Collinearity diagnostics showed a strong physiologic correlation between BBS1 and Gait_Speed_1 (r=0.793) but only moderate VIFs (BBS1 3.01, Gait_Speed_1 2.71, Age 1.14, FuglUE1 1.33). These findings remain based on internal validation only and should be treated as provisional until tested in a distinct external cohort.</w:t>
       </w:r>
     </w:p>
     <w:sectPr>

--- a/20260912_Result_2039.docx
+++ b/20260912_Result_2039.docx
@@ -4,7 +4,7 @@
   <w:body>
     <w:p>
       <w:r>
-        <w:t>Internal performance differences across retained models were modest enough that the publication-facing comparison now emphasizes clinical parsimony rather than point-estimate rank. BEDSIDE is presented as the primary deployment model and AIMS as the secondary option because, relative to RESTORE, their weighted out-of-fold R² differed by -0.0551 and -0.0535, while weighted out-of-fold MAE increased by only +5.7 m and +5.3 m. Continuous calibration remained reasonably close to ideal across retained models (slopes 0.921-0.997; intercepts 1.2-26.5 m), but weighted out-of-fold MAE still ranged from 89.3 to 95.0 m, exceeding the 20.0-34.4 m 6MWT MCID benchmarks. The larger COMPASS and CASCADE models operated at only 11.6 and 8.7 observations per variable, with 9 and 14 stable predictors appearing at only 70-89% selection frequency and CASCADE contributing 6 stable predictors unique to that model, supporting the interpretation that added complexity mainly reflects coefficient instability. Collinearity diagnostics showed a strong physiologic correlation between BBS1 and Gait_Speed_1 (r=0.793) but only moderate VIFs (BBS1 3.01, Gait_Speed_1 2.71, Age 1.14, FuglUE1 1.33). These findings remain based on internal validation only and should be treated as provisional until tested in a distinct external cohort.</w:t>
+        <w:t>Internal performance differences across retained models were modest enough that the publication-facing comparison now emphasizes clinical parsimony rather than point-estimate rank. BEDSIDE is presented as the primary deployment model and AIMS as the secondary option because, relative to RESTORE, their weighted out-of-fold R² differed by -0.0551 and -0.0535, while weighted out-of-fold MAE increased by only +5.7 m and +5.3 m. Continuous calibration remained reasonably close to ideal across retained models (slopes 0.921-0.997; intercepts 1.2-26.5 m), but weighted out-of-fold MAE still ranged from 89.3 to 95.0 m, exceeding the 20.0-34.4 m 6MWT MCID benchmarks. The larger comparison models operated at COMPASS at 11.6 observations per variable with 9 stable predictors at 70-89% selection frequency; CASCADE at 8.7 observations per variable with 14 stable predictors at 70-89% selection frequency, and up to 6 stable predictors unique to a single complex model, supporting the interpretation that added complexity mainly reflects coefficient instability. Collinearity diagnostics showed a strong physiologic correlation between BBS1 and Gait_Speed_1 (r=0.793) but only moderate VIFs (BBS1 3.01, Gait_Speed_1 2.71, Age 1.14, FuglUE1 1.33). These findings remain based on internal validation only and should be treated as provisional until tested in a distinct external cohort.</w:t>
       </w:r>
     </w:p>
     <w:sectPr>

--- a/20260912_Result_2039.docx
+++ b/20260912_Result_2039.docx
@@ -4,7 +4,7 @@
   <w:body>
     <w:p>
       <w:r>
-        <w:t>Internal performance differences across retained models were modest enough that the publication-facing comparison now emphasizes clinical parsimony rather than point-estimate rank. BEDSIDE is presented as the primary deployment model and AIMS as the secondary option because, relative to RESTORE, their weighted out-of-fold R² differed by -0.0551 and -0.0535, while weighted out-of-fold MAE increased by only +5.7 m and +5.3 m. Continuous calibration remained reasonably close to ideal across retained models (slopes 0.921-0.997; intercepts 1.2-26.5 m), but weighted out-of-fold MAE still ranged from 89.3 to 95.0 m, exceeding the 20.0-34.4 m 6MWT MCID benchmarks. The larger comparison models operated at COMPASS at 11.6 observations per variable with 9 stable predictors at 70-89% selection frequency; CASCADE at 8.7 observations per variable with 14 stable predictors at 70-89% selection frequency, and up to 6 stable predictors unique to a single complex model, supporting the interpretation that added complexity mainly reflects coefficient instability. Collinearity diagnostics showed a strong physiologic correlation between BBS1 and Gait_Speed_1 (r=0.793) but only moderate VIFs (BBS1 3.01, Gait_Speed_1 2.71, Age 1.14, FuglUE1 1.33). These findings remain based on internal validation only and should be treated as provisional until tested in a distinct external cohort.</w:t>
+        <w:t>Internal performance differences across retained models were modest enough that the publication-facing comparison now emphasizes clinical parsimony rather than point-estimate rank. BEDSIDE is presented as the primary deployment model and AIMS as the secondary option because, relative to RESTORE, their weighted out-of-fold R² differed by -0.0551 and -0.0535, while weighted out-of-fold MAE increased by only +5.7 m and +5.3 m. Continuous calibration remained reasonably close to ideal across retained models (slopes 0.921-0.997; intercepts -0.9-1.6 m), but weighted out-of-fold MAE still ranged from 89.3 to 95.0 m, exceeding the 20.0-34.4 m 6MWT MCID benchmarks. The larger comparison models were COMPASS (11.6 observations per variable; 9 stable predictors at 70-89% selection frequency); CASCADE (8.7 observations per variable; 14 stable predictors at 70-89% selection frequency), and up to 6 stable predictors unique to a single complex model, supporting the interpretation that added complexity mainly reflects coefficient instability. Collinearity diagnostics showed a strong physiologic correlation between BBS1 and Gait_Speed_1 (r=0.793) but only moderate VIFs (BBS1 3.01, Gait_Speed_1 2.71, Age 1.14, FuglUE1 1.33). These findings remain based on internal validation only and should be treated as provisional until tested in a distinct external cohort.</w:t>
       </w:r>
     </w:p>
     <w:sectPr>

--- a/20260912_Result_2039.docx
+++ b/20260912_Result_2039.docx
@@ -4,7 +4,7 @@
   <w:body>
     <w:p>
       <w:r>
-        <w:t>Internal performance differences across retained models were modest enough that the publication-facing comparison now emphasizes clinical parsimony rather than point-estimate rank. BEDSIDE is presented as the primary deployment model and AIMS as the secondary option because, relative to RESTORE, their weighted out-of-fold R² differed by -0.0551 and -0.0535, while weighted out-of-fold MAE increased by only +5.7 m and +5.3 m. Continuous calibration remained reasonably close to ideal across retained models (slopes 0.921-0.997; intercepts -0.9-1.6 m), but weighted out-of-fold MAE still ranged from 89.3 to 95.0 m, exceeding the 20.0-34.4 m 6MWT MCID benchmarks. The larger comparison models were COMPASS (11.6 observations per variable; 9 stable predictors at 70-89% selection frequency); CASCADE (8.7 observations per variable; 14 stable predictors at 70-89% selection frequency), and up to 6 stable predictors unique to a single complex model, supporting the interpretation that added complexity mainly reflects coefficient instability. Collinearity diagnostics showed a strong physiologic correlation between BBS1 and Gait_Speed_1 (r=0.793) but only moderate VIFs (BBS1 3.01, Gait_Speed_1 2.71, Age 1.14, FuglUE1 1.33). These findings remain based on internal validation only and should be treated as provisional until tested in a distinct external cohort.</w:t>
+        <w:t>Internal performance differences across retained models were modest enough that the publication-facing comparison now emphasizes clinical parsimony rather than point-estimate rank. BEDSIDE is presented as the primary deployment model and AIMS as the secondary option because, relative to RESTORE, their weighted out-of-fold R² differed by -0.0551 and -0.0535, while weighted out-of-fold MAE increased by only +5.7 m and +5.3 m. Continuous calibration remained reasonably close to ideal across retained models (slopes 1.000-1.087; intercepts 0.0-0.0 m), but weighted out-of-fold MAE still ranged from 89.3 to 95.0 m, exceeding the 20.0-34.4 m 6MWT MCID benchmarks. The larger comparison models were COMPASS (11.6 observations per variable; 9 stable predictors at 70-89% selection frequency); CASCADE (8.7 observations per variable; 14 stable predictors at 70-89% selection frequency), and up to 6 stable predictors unique to a single complex model, supporting the interpretation that added complexity mainly reflects coefficient instability. Collinearity diagnostics showed a strong physiologic correlation between BBS1 and Gait_Speed_1 (r=0.793) but only moderate VIFs (BBS1 3.01, Gait_Speed_1 2.71, Age 1.14, FuglUE1 1.33). These findings remain based on internal validation only and should be treated as provisional until tested in a distinct external cohort.</w:t>
       </w:r>
     </w:p>
     <w:sectPr>
